--- a/HW10/Assignment 10A.docx
+++ b/HW10/Assignment 10A.docx
@@ -48,6 +48,9 @@
         <w:pStyle w:val="ListParagraph"/>
       </w:pPr>
       <w:r>
+        <w:rPr>
+          <w:noProof/>
+        </w:rPr>
         <w:drawing>
           <wp:inline distT="0" distB="0" distL="0" distR="0" wp14:anchorId="797624BC" wp14:editId="624FFB14">
             <wp:extent cx="5486400" cy="3336975"/>
@@ -432,6 +435,9 @@
     </w:p>
     <w:p>
       <w:r>
+        <w:rPr>
+          <w:noProof/>
+        </w:rPr>
         <w:drawing>
           <wp:inline distT="0" distB="0" distL="0" distR="0" wp14:anchorId="18EAFB96" wp14:editId="1BDD0826">
             <wp:extent cx="3657600" cy="4498540"/>
@@ -1641,25 +1647,6 @@
 </file>
 
 <file path=customXml/item1.xml><?xml version="1.0" encoding="utf-8"?>
-<p:properties xmlns:p="http://schemas.microsoft.com/office/2006/metadata/properties" xmlns:xsi="http://www.w3.org/2001/XMLSchema-instance" xmlns:pc="http://schemas.microsoft.com/office/infopath/2007/PartnerControls">
-  <documentManagement>
-    <_ip_UnifiedCompliancePolicyUIAction xmlns="http://schemas.microsoft.com/sharepoint/v3" xsi:nil="true"/>
-    <_activity xmlns="837d8418-6cca-4517-bad4-296a673bbc99" xsi:nil="true"/>
-    <_ip_UnifiedCompliancePolicyProperties xmlns="http://schemas.microsoft.com/sharepoint/v3" xsi:nil="true"/>
-  </documentManagement>
-</p:properties>
-</file>
-
-<file path=customXml/item2.xml><?xml version="1.0" encoding="utf-8"?>
-<?mso-contentType ?>
-<FormTemplates xmlns="http://schemas.microsoft.com/sharepoint/v3/contenttype/forms">
-  <Display>DocumentLibraryForm</Display>
-  <Edit>DocumentLibraryForm</Edit>
-  <New>DocumentLibraryForm</New>
-</FormTemplates>
-</file>
-
-<file path=customXml/item3.xml><?xml version="1.0" encoding="utf-8"?>
 <ct:contentTypeSchema xmlns:ct="http://schemas.microsoft.com/office/2006/metadata/contentType" xmlns:ma="http://schemas.microsoft.com/office/2006/metadata/properties/metaAttributes" ct:_="" ma:_="" ma:contentTypeName="Document" ma:contentTypeID="0x010100ED0678B58A9D06499EC4C3E1E93F81A1" ma:contentTypeVersion="20" ma:contentTypeDescription="Create a new document." ma:contentTypeScope="" ma:versionID="4088e04ce11dab1e763d7cc8990821a7">
   <xsd:schema xmlns:xsd="http://www.w3.org/2001/XMLSchema" xmlns:xs="http://www.w3.org/2001/XMLSchema" xmlns:p="http://schemas.microsoft.com/office/2006/metadata/properties" xmlns:ns1="http://schemas.microsoft.com/sharepoint/v3" xmlns:ns3="837d8418-6cca-4517-bad4-296a673bbc99" xmlns:ns4="911b24fd-7d1f-442a-b080-959d0fdc24b5" targetNamespace="http://schemas.microsoft.com/office/2006/metadata/properties" ma:root="true" ma:fieldsID="c14ce12cb441dc189f96bbcef82396fe" ns1:_="" ns3:_="" ns4:_="">
     <xsd:import namespace="http://schemas.microsoft.com/sharepoint/v3"/>
@@ -1929,26 +1916,26 @@
 </ct:contentTypeSchema>
 </file>
 
-<file path=customXml/itemProps1.xml><?xml version="1.0" encoding="utf-8"?>
-<ds:datastoreItem xmlns:ds="http://schemas.openxmlformats.org/officeDocument/2006/customXml" ds:itemID="{B63C7440-F846-48BF-8BFF-37F88257DE86}">
-  <ds:schemaRefs>
-    <ds:schemaRef ds:uri="http://schemas.microsoft.com/office/2006/metadata/properties"/>
-    <ds:schemaRef ds:uri="http://schemas.microsoft.com/office/infopath/2007/PartnerControls"/>
-    <ds:schemaRef ds:uri="http://schemas.microsoft.com/sharepoint/v3"/>
-    <ds:schemaRef ds:uri="837d8418-6cca-4517-bad4-296a673bbc99"/>
-  </ds:schemaRefs>
-</ds:datastoreItem>
+<file path=customXml/item2.xml><?xml version="1.0" encoding="utf-8"?>
+<?mso-contentType ?>
+<FormTemplates xmlns="http://schemas.microsoft.com/sharepoint/v3/contenttype/forms">
+  <Display>DocumentLibraryForm</Display>
+  <Edit>DocumentLibraryForm</Edit>
+  <New>DocumentLibraryForm</New>
+</FormTemplates>
 </file>
 
-<file path=customXml/itemProps2.xml><?xml version="1.0" encoding="utf-8"?>
-<ds:datastoreItem xmlns:ds="http://schemas.openxmlformats.org/officeDocument/2006/customXml" ds:itemID="{2A338606-8BA0-4070-95F1-AA0D17DBA30F}">
-  <ds:schemaRefs>
-    <ds:schemaRef ds:uri="http://schemas.microsoft.com/sharepoint/v3/contenttype/forms"/>
-  </ds:schemaRefs>
-</ds:datastoreItem>
+<file path=customXml/item3.xml><?xml version="1.0" encoding="utf-8"?>
+<p:properties xmlns:p="http://schemas.microsoft.com/office/2006/metadata/properties" xmlns:xsi="http://www.w3.org/2001/XMLSchema-instance" xmlns:pc="http://schemas.microsoft.com/office/infopath/2007/PartnerControls">
+  <documentManagement>
+    <_ip_UnifiedCompliancePolicyUIAction xmlns="http://schemas.microsoft.com/sharepoint/v3" xsi:nil="true"/>
+    <_activity xmlns="837d8418-6cca-4517-bad4-296a673bbc99" xsi:nil="true"/>
+    <_ip_UnifiedCompliancePolicyProperties xmlns="http://schemas.microsoft.com/sharepoint/v3" xsi:nil="true"/>
+  </documentManagement>
+</p:properties>
 </file>
 
-<file path=customXml/itemProps3.xml><?xml version="1.0" encoding="utf-8"?>
+<file path=customXml/itemProps1.xml><?xml version="1.0" encoding="utf-8"?>
 <ds:datastoreItem xmlns:ds="http://schemas.openxmlformats.org/officeDocument/2006/customXml" ds:itemID="{8A9B11F3-4725-4AE5-9EF1-CF0B1EEDBC1C}">
   <ds:schemaRefs>
     <ds:schemaRef ds:uri="http://schemas.microsoft.com/office/2006/metadata/contentType"/>
@@ -1966,4 +1953,23 @@
     <ds:schemaRef ds:uri="http://schemas.microsoft.com/internal/obd"/>
   </ds:schemaRefs>
 </ds:datastoreItem>
+</file>
+
+<file path=customXml/itemProps2.xml><?xml version="1.0" encoding="utf-8"?>
+<ds:datastoreItem xmlns:ds="http://schemas.openxmlformats.org/officeDocument/2006/customXml" ds:itemID="{2A338606-8BA0-4070-95F1-AA0D17DBA30F}">
+  <ds:schemaRefs>
+    <ds:schemaRef ds:uri="http://schemas.microsoft.com/sharepoint/v3/contenttype/forms"/>
+  </ds:schemaRefs>
+</ds:datastoreItem>
+</file>
+
+<file path=customXml/itemProps3.xml><?xml version="1.0" encoding="utf-8"?>
+<ds:datastoreItem xmlns:ds="http://schemas.openxmlformats.org/officeDocument/2006/customXml" ds:itemID="{B63C7440-F846-48BF-8BFF-37F88257DE86}">
+  <ds:schemaRefs>
+    <ds:schemaRef ds:uri="http://schemas.microsoft.com/office/2006/metadata/properties"/>
+    <ds:schemaRef ds:uri="http://schemas.microsoft.com/office/infopath/2007/PartnerControls"/>
+    <ds:schemaRef ds:uri="http://schemas.microsoft.com/sharepoint/v3"/>
+    <ds:schemaRef ds:uri="837d8418-6cca-4517-bad4-296a673bbc99"/>
+  </ds:schemaRefs>
+</ds:datastoreItem>
 </file>